--- a/laba6/CтарковДмитрийКонстантинович_БПИ2401_№6.docx
+++ b/laba6/CтарковДмитрийКонстантинович_БПИ2401_№6.docx
@@ -1439,7 +1439,7 @@
     <w:p>
       <w:pPr>
         <w:rPr>
-          <w:rFonts w:eastAsiaTheme="minorEastAsia" w:hint="eastAsia"/>
+          <w:rFonts w:eastAsiaTheme="minorEastAsia"/>
           <w:lang w:eastAsia="ja-JP"/>
         </w:rPr>
       </w:pPr>
@@ -2468,12 +2468,186 @@
           <w:rFonts w:eastAsiaTheme="minorEastAsia"/>
           <w:lang w:eastAsia="ja-JP"/>
         </w:rPr>
-        <w:t>ock, Stub</w:t>
-      </w:r>
-      <w:r>
-        <w:rPr>
-          <w:rFonts w:eastAsiaTheme="minorEastAsia"/>
-          <w:lang w:eastAsia="ja-JP"/>
+        <w:t xml:space="preserve">ock, Stub </w:t>
+      </w:r>
+      <w:r>
+        <w:rPr>
+          <w:rFonts w:eastAsiaTheme="minorEastAsia"/>
+          <w:lang w:eastAsia="ja-JP"/>
+        </w:rPr>
+        <w:t>и</w:t>
+      </w:r>
+      <w:r>
+        <w:rPr>
+          <w:rFonts w:eastAsiaTheme="minorEastAsia"/>
+          <w:lang w:eastAsia="ja-JP"/>
+        </w:rPr>
+        <w:t xml:space="preserve"> Spy</w:t>
+      </w:r>
+      <w:r>
+        <w:rPr>
+          <w:rFonts w:eastAsiaTheme="minorEastAsia"/>
+          <w:lang w:eastAsia="ja-JP"/>
+        </w:rPr>
+        <w:t>.</w:t>
+      </w:r>
+    </w:p>
+    <w:p>
+      <w:pPr>
+        <w:rPr>
+          <w:rFonts w:eastAsiaTheme="minorEastAsia"/>
+          <w:lang w:eastAsia="ja-JP"/>
+        </w:rPr>
+      </w:pPr>
+      <w:r>
+        <w:rPr>
+          <w:rFonts w:eastAsiaTheme="minorEastAsia"/>
+          <w:lang w:eastAsia="ja-JP"/>
+        </w:rPr>
+        <w:t xml:space="preserve">Mock </w:t>
+      </w:r>
+      <w:r>
+        <w:t xml:space="preserve">– </w:t>
+      </w:r>
+      <w:r>
+        <w:rPr>
+          <w:rFonts w:eastAsiaTheme="minorEastAsia"/>
+          <w:lang w:eastAsia="ja-JP"/>
+        </w:rPr>
+        <w:t>сам фейковый объект. Создаётся через @Mock. Ничего не делает.</w:t>
+      </w:r>
+    </w:p>
+    <w:p>
+      <w:pPr>
+        <w:rPr>
+          <w:rFonts w:eastAsiaTheme="minorEastAsia"/>
+          <w:lang w:eastAsia="ja-JP"/>
+        </w:rPr>
+      </w:pPr>
+      <w:r>
+        <w:rPr>
+          <w:rFonts w:eastAsiaTheme="minorEastAsia"/>
+          <w:lang w:eastAsia="ja-JP"/>
+        </w:rPr>
+        <w:t xml:space="preserve">Stub </w:t>
+      </w:r>
+      <w:r>
+        <w:t>–</w:t>
+      </w:r>
+      <w:r>
+        <w:rPr>
+          <w:rFonts w:eastAsiaTheme="minorEastAsia"/>
+          <w:lang w:eastAsia="ja-JP"/>
+        </w:rPr>
+        <w:t xml:space="preserve"> настройка поведения mock-объекта через when().thenReturn(). Mock </w:t>
+      </w:r>
+      <w:r>
+        <w:t>–</w:t>
+      </w:r>
+      <w:r>
+        <w:rPr>
+          <w:rFonts w:eastAsiaTheme="minorEastAsia"/>
+          <w:lang w:eastAsia="ja-JP"/>
+        </w:rPr>
+        <w:t xml:space="preserve"> это кто, stub </w:t>
+      </w:r>
+      <w:r>
+        <w:t>–</w:t>
+      </w:r>
+      <w:r>
+        <w:rPr>
+          <w:rFonts w:eastAsiaTheme="minorEastAsia"/>
+          <w:lang w:eastAsia="ja-JP"/>
+        </w:rPr>
+        <w:t xml:space="preserve"> это что он делает.</w:t>
+      </w:r>
+    </w:p>
+    <w:p>
+      <w:pPr>
+        <w:rPr>
+          <w:rFonts w:eastAsiaTheme="minorEastAsia"/>
+          <w:lang w:eastAsia="ja-JP"/>
+        </w:rPr>
+      </w:pPr>
+      <w:r>
+        <w:rPr>
+          <w:rFonts w:eastAsiaTheme="minorEastAsia"/>
+          <w:lang w:eastAsia="ja-JP"/>
+        </w:rPr>
+        <w:t xml:space="preserve">Spy </w:t>
+      </w:r>
+      <w:r>
+        <w:t>–</w:t>
+      </w:r>
+      <w:r>
+        <w:rPr>
+          <w:rFonts w:eastAsiaTheme="minorEastAsia"/>
+          <w:lang w:eastAsia="ja-JP"/>
+        </w:rPr>
+        <w:t xml:space="preserve"> обёртка вокруг реального объекта. В отличие от mock, spy вызывает настоящие методы. Элементы реально добавляются в список, но при этом можно проверять вызовы через verify. Создаётся через spy(realObject).</w:t>
+      </w:r>
+    </w:p>
+    <w:p>
+      <w:pPr>
+        <w:rPr>
+          <w:rFonts w:eastAsiaTheme="minorEastAsia"/>
+          <w:lang w:eastAsia="ja-JP"/>
+        </w:rPr>
+      </w:pPr>
+    </w:p>
+    <w:p>
+      <w:pPr>
+        <w:rPr>
+          <w:rFonts w:eastAsiaTheme="minorEastAsia"/>
+          <w:lang w:eastAsia="ja-JP"/>
+        </w:rPr>
+      </w:pPr>
+      <w:r>
+        <w:rPr>
+          <w:rFonts w:eastAsiaTheme="minorEastAsia"/>
+          <w:lang w:eastAsia="ja-JP"/>
+        </w:rPr>
+        <w:t xml:space="preserve">По итогу, в качестве подготовительной части я добавил тестовые зависимости в </w:t>
+      </w:r>
+      <w:r>
+        <w:rPr>
+          <w:rFonts w:eastAsiaTheme="minorEastAsia" w:hint="eastAsia"/>
+          <w:lang w:eastAsia="ja-JP"/>
+        </w:rPr>
+        <w:t>p</w:t>
+      </w:r>
+      <w:r>
+        <w:rPr>
+          <w:rFonts w:eastAsiaTheme="minorEastAsia"/>
+          <w:lang w:eastAsia="ja-JP"/>
+        </w:rPr>
+        <w:t>om.xml файл, а именно</w:t>
+      </w:r>
+    </w:p>
+    <w:p>
+      <w:pPr>
+        <w:rPr>
+          <w:rFonts w:eastAsiaTheme="minorEastAsia"/>
+          <w:lang w:val="en-US" w:eastAsia="ja-JP"/>
+        </w:rPr>
+      </w:pPr>
+      <w:r>
+        <w:rPr>
+          <w:rFonts w:eastAsiaTheme="minorEastAsia"/>
+          <w:lang w:val="en-US" w:eastAsia="ja-JP"/>
+        </w:rPr>
+        <w:t xml:space="preserve">spring-boot-starter-test </w:t>
+      </w:r>
+      <w:r>
+        <w:rPr>
+          <w:lang w:val="en-US"/>
+        </w:rPr>
+        <w:t>–</w:t>
+      </w:r>
+      <w:r>
+        <w:rPr>
+          <w:rFonts w:eastAsiaTheme="minorEastAsia"/>
+          <w:lang w:val="en-US" w:eastAsia="ja-JP"/>
         </w:rPr>
         <w:t xml:space="preserve"> </w:t>
       </w:r>
@@ -2482,41 +2656,55 @@
           <w:rFonts w:eastAsiaTheme="minorEastAsia"/>
           <w:lang w:eastAsia="ja-JP"/>
         </w:rPr>
-        <w:t>и</w:t>
-      </w:r>
-      <w:r>
-        <w:rPr>
-          <w:rFonts w:eastAsiaTheme="minorEastAsia"/>
-          <w:lang w:eastAsia="ja-JP"/>
-        </w:rPr>
-        <w:t xml:space="preserve"> Spy</w:t>
-      </w:r>
-      <w:r>
-        <w:rPr>
-          <w:rFonts w:eastAsiaTheme="minorEastAsia"/>
-          <w:lang w:eastAsia="ja-JP"/>
-        </w:rPr>
-        <w:t>.</w:t>
-      </w:r>
-    </w:p>
-    <w:p>
-      <w:pPr>
-        <w:rPr>
-          <w:rFonts w:eastAsiaTheme="minorEastAsia"/>
-          <w:lang w:eastAsia="ja-JP"/>
-        </w:rPr>
-      </w:pPr>
-      <w:r>
-        <w:rPr>
-          <w:rFonts w:eastAsiaTheme="minorEastAsia"/>
-          <w:lang w:eastAsia="ja-JP"/>
-        </w:rPr>
-        <w:t xml:space="preserve">Mock </w:t>
-      </w:r>
-      <w:r>
+        <w:t>базовый</w:t>
+      </w:r>
+      <w:r>
+        <w:rPr>
+          <w:rFonts w:eastAsiaTheme="minorEastAsia"/>
+          <w:lang w:val="en-US" w:eastAsia="ja-JP"/>
+        </w:rPr>
+        <w:t xml:space="preserve"> </w:t>
+      </w:r>
+      <w:r>
+        <w:rPr>
+          <w:rFonts w:eastAsiaTheme="minorEastAsia"/>
+          <w:lang w:eastAsia="ja-JP"/>
+        </w:rPr>
+        <w:t>набор</w:t>
+      </w:r>
+      <w:r>
+        <w:rPr>
+          <w:rFonts w:eastAsiaTheme="minorEastAsia"/>
+          <w:lang w:val="en-US" w:eastAsia="ja-JP"/>
+        </w:rPr>
+        <w:t xml:space="preserve"> (JUnit, Mockito, Spring Test)</w:t>
+      </w:r>
+    </w:p>
+    <w:p>
+      <w:pPr>
+        <w:rPr>
+          <w:rFonts w:eastAsiaTheme="minorEastAsia"/>
+          <w:lang w:val="en-US" w:eastAsia="ja-JP"/>
+        </w:rPr>
+      </w:pPr>
+      <w:r>
+        <w:rPr>
+          <w:rFonts w:eastAsiaTheme="minorEastAsia"/>
+          <w:lang w:val="en-US" w:eastAsia="ja-JP"/>
+        </w:rPr>
+        <w:t xml:space="preserve">mockito-core </w:t>
+      </w:r>
+      <w:r>
+        <w:rPr>
+          <w:lang w:val="en-US"/>
+        </w:rPr>
         <w:t>–</w:t>
       </w:r>
       <w:r>
+        <w:rPr>
+          <w:rFonts w:eastAsiaTheme="minorEastAsia"/>
+          <w:lang w:val="en-US" w:eastAsia="ja-JP"/>
+        </w:rPr>
         <w:t xml:space="preserve"> </w:t>
       </w:r>
       <w:r>
@@ -2524,32 +2712,212 @@
           <w:rFonts w:eastAsiaTheme="minorEastAsia"/>
           <w:lang w:eastAsia="ja-JP"/>
         </w:rPr>
-        <w:t>сам фейковый объект. Создаётся через @Mock. Ничего не делает.</w:t>
-      </w:r>
-    </w:p>
-    <w:p>
-      <w:pPr>
-        <w:rPr>
-          <w:rFonts w:eastAsiaTheme="minorEastAsia"/>
-          <w:lang w:eastAsia="ja-JP"/>
-        </w:rPr>
-      </w:pPr>
-      <w:r>
-        <w:rPr>
-          <w:rFonts w:eastAsiaTheme="minorEastAsia"/>
-          <w:lang w:eastAsia="ja-JP"/>
-        </w:rPr>
-        <w:t xml:space="preserve">Stub </w:t>
-      </w:r>
-      <w:r>
+        <w:t>ядро</w:t>
+      </w:r>
+      <w:r>
+        <w:rPr>
+          <w:rFonts w:eastAsiaTheme="minorEastAsia"/>
+          <w:lang w:val="en-US" w:eastAsia="ja-JP"/>
+        </w:rPr>
+        <w:t xml:space="preserve"> Mockito</w:t>
+      </w:r>
+    </w:p>
+    <w:p>
+      <w:pPr>
+        <w:rPr>
+          <w:rFonts w:eastAsiaTheme="minorEastAsia"/>
+          <w:lang w:val="en-US" w:eastAsia="ja-JP"/>
+        </w:rPr>
+      </w:pPr>
+      <w:r>
+        <w:rPr>
+          <w:rFonts w:eastAsiaTheme="minorEastAsia"/>
+          <w:lang w:val="en-US" w:eastAsia="ja-JP"/>
+        </w:rPr>
+        <w:t xml:space="preserve">spring-security-test </w:t>
+      </w:r>
+      <w:r>
+        <w:rPr>
+          <w:lang w:val="en-US"/>
+        </w:rPr>
         <w:t>–</w:t>
       </w:r>
       <w:r>
         <w:rPr>
           <w:rFonts w:eastAsiaTheme="minorEastAsia"/>
-          <w:lang w:eastAsia="ja-JP"/>
-        </w:rPr>
-        <w:t xml:space="preserve"> настройка поведения mock-объекта через when().thenReturn(). Mock </w:t>
+          <w:lang w:val="en-US" w:eastAsia="ja-JP"/>
+        </w:rPr>
+        <w:t xml:space="preserve"> </w:t>
+      </w:r>
+      <w:r>
+        <w:rPr>
+          <w:rFonts w:eastAsiaTheme="minorEastAsia"/>
+          <w:lang w:eastAsia="ja-JP"/>
+        </w:rPr>
+        <w:t>для</w:t>
+      </w:r>
+      <w:r>
+        <w:rPr>
+          <w:rFonts w:eastAsiaTheme="minorEastAsia"/>
+          <w:lang w:val="en-US" w:eastAsia="ja-JP"/>
+        </w:rPr>
+        <w:t xml:space="preserve"> @WithMockUser </w:t>
+      </w:r>
+      <w:r>
+        <w:rPr>
+          <w:rFonts w:eastAsiaTheme="minorEastAsia"/>
+          <w:lang w:eastAsia="ja-JP"/>
+        </w:rPr>
+        <w:t>в</w:t>
+      </w:r>
+      <w:r>
+        <w:rPr>
+          <w:rFonts w:eastAsiaTheme="minorEastAsia"/>
+          <w:lang w:val="en-US" w:eastAsia="ja-JP"/>
+        </w:rPr>
+        <w:t xml:space="preserve"> web-</w:t>
+      </w:r>
+      <w:r>
+        <w:rPr>
+          <w:rFonts w:eastAsiaTheme="minorEastAsia"/>
+          <w:lang w:eastAsia="ja-JP"/>
+        </w:rPr>
+        <w:t>тестах</w:t>
+      </w:r>
+    </w:p>
+    <w:p>
+      <w:pPr>
+        <w:rPr>
+          <w:rFonts w:eastAsiaTheme="minorEastAsia"/>
+          <w:lang w:val="en-US" w:eastAsia="ja-JP"/>
+        </w:rPr>
+      </w:pPr>
+    </w:p>
+    <w:p>
+      <w:pPr>
+        <w:rPr>
+          <w:rFonts w:eastAsiaTheme="minorEastAsia"/>
+          <w:lang w:eastAsia="ja-JP"/>
+        </w:rPr>
+      </w:pPr>
+      <w:r>
+        <w:rPr>
+          <w:rFonts w:eastAsiaTheme="minorEastAsia"/>
+          <w:lang w:eastAsia="ja-JP"/>
+        </w:rPr>
+        <w:t>И</w:t>
+      </w:r>
+      <w:r>
+        <w:rPr>
+          <w:rFonts w:eastAsiaTheme="minorEastAsia"/>
+          <w:lang w:val="en-US" w:eastAsia="ja-JP"/>
+        </w:rPr>
+        <w:t xml:space="preserve"> </w:t>
+      </w:r>
+      <w:r>
+        <w:rPr>
+          <w:rFonts w:eastAsiaTheme="minorEastAsia"/>
+          <w:lang w:eastAsia="ja-JP"/>
+        </w:rPr>
+        <w:t>плюсом</w:t>
+      </w:r>
+      <w:r>
+        <w:rPr>
+          <w:rFonts w:eastAsiaTheme="minorEastAsia"/>
+          <w:lang w:val="en-US" w:eastAsia="ja-JP"/>
+        </w:rPr>
+        <w:t xml:space="preserve"> </w:t>
+      </w:r>
+      <w:r>
+        <w:rPr>
+          <w:rFonts w:eastAsiaTheme="minorEastAsia"/>
+          <w:lang w:eastAsia="ja-JP"/>
+        </w:rPr>
+        <w:t>к</w:t>
+      </w:r>
+      <w:r>
+        <w:rPr>
+          <w:rFonts w:eastAsiaTheme="minorEastAsia"/>
+          <w:lang w:val="en-US" w:eastAsia="ja-JP"/>
+        </w:rPr>
+        <w:t xml:space="preserve"> </w:t>
+      </w:r>
+      <w:r>
+        <w:rPr>
+          <w:rFonts w:eastAsiaTheme="minorEastAsia"/>
+          <w:lang w:eastAsia="ja-JP"/>
+        </w:rPr>
+        <w:t>этому</w:t>
+      </w:r>
+      <w:r>
+        <w:rPr>
+          <w:rFonts w:eastAsiaTheme="minorEastAsia"/>
+          <w:lang w:val="en-US" w:eastAsia="ja-JP"/>
+        </w:rPr>
+        <w:t xml:space="preserve"> </w:t>
+      </w:r>
+      <w:r>
+        <w:rPr>
+          <w:rFonts w:eastAsiaTheme="minorEastAsia"/>
+          <w:lang w:eastAsia="ja-JP"/>
+        </w:rPr>
+        <w:t>я</w:t>
+      </w:r>
+      <w:r>
+        <w:rPr>
+          <w:rFonts w:eastAsiaTheme="minorEastAsia"/>
+          <w:lang w:val="en-US" w:eastAsia="ja-JP"/>
+        </w:rPr>
+        <w:t xml:space="preserve"> </w:t>
+      </w:r>
+      <w:r>
+        <w:rPr>
+          <w:rFonts w:eastAsiaTheme="minorEastAsia"/>
+          <w:lang w:eastAsia="ja-JP"/>
+        </w:rPr>
+        <w:t>добавил</w:t>
+      </w:r>
+      <w:r>
+        <w:rPr>
+          <w:rFonts w:eastAsiaTheme="minorEastAsia"/>
+          <w:lang w:val="en-US" w:eastAsia="ja-JP"/>
+        </w:rPr>
+        <w:t xml:space="preserve"> maven-compiler-plugin </w:t>
+      </w:r>
+      <w:r>
+        <w:rPr>
+          <w:rFonts w:eastAsiaTheme="minorEastAsia"/>
+          <w:lang w:eastAsia="ja-JP"/>
+        </w:rPr>
+        <w:t>с</w:t>
+      </w:r>
+      <w:r>
+        <w:rPr>
+          <w:rFonts w:eastAsiaTheme="minorEastAsia"/>
+          <w:lang w:val="en-US" w:eastAsia="ja-JP"/>
+        </w:rPr>
+        <w:t xml:space="preserve"> annotationProcessorPaths </w:t>
+      </w:r>
+      <w:r>
+        <w:rPr>
+          <w:rFonts w:eastAsiaTheme="minorEastAsia"/>
+          <w:lang w:eastAsia="ja-JP"/>
+        </w:rPr>
+        <w:t>для</w:t>
+      </w:r>
+      <w:r>
+        <w:rPr>
+          <w:rFonts w:eastAsiaTheme="minorEastAsia"/>
+          <w:lang w:val="en-US" w:eastAsia="ja-JP"/>
+        </w:rPr>
+        <w:t xml:space="preserve"> Lombok. </w:t>
+      </w:r>
+      <w:r>
+        <w:rPr>
+          <w:rFonts w:eastAsiaTheme="minorEastAsia"/>
+          <w:lang w:eastAsia="ja-JP"/>
+        </w:rPr>
+        <w:t xml:space="preserve">Это нужно потому, что Lombok генерирует геттеры/сеттеры/билдеры на этапе компиляции через annotation processor. IntelliJ подхватывает его через свой плагин, а Maven </w:t>
       </w:r>
       <w:r>
         <w:t>–</w:t>
@@ -2559,330 +2927,57 @@
           <w:rFonts w:eastAsiaTheme="minorEastAsia"/>
           <w:lang w:eastAsia="ja-JP"/>
         </w:rPr>
-        <w:t xml:space="preserve"> это кто, stub </w:t>
-      </w:r>
-      <w:r>
-        <w:t>–</w:t>
-      </w:r>
-      <w:r>
-        <w:rPr>
-          <w:rFonts w:eastAsiaTheme="minorEastAsia"/>
-          <w:lang w:eastAsia="ja-JP"/>
-        </w:rPr>
-        <w:t xml:space="preserve"> это что он делает.</w:t>
-      </w:r>
-    </w:p>
-    <w:p>
-      <w:pPr>
-        <w:rPr>
-          <w:rFonts w:eastAsiaTheme="minorEastAsia"/>
-          <w:lang w:eastAsia="ja-JP"/>
-        </w:rPr>
-      </w:pPr>
-      <w:r>
-        <w:rPr>
-          <w:rFonts w:eastAsiaTheme="minorEastAsia"/>
-          <w:lang w:eastAsia="ja-JP"/>
-        </w:rPr>
-        <w:t xml:space="preserve">Spy </w:t>
-      </w:r>
-      <w:r>
-        <w:t>–</w:t>
-      </w:r>
-      <w:r>
-        <w:rPr>
-          <w:rFonts w:eastAsiaTheme="minorEastAsia"/>
-          <w:lang w:eastAsia="ja-JP"/>
-        </w:rPr>
-        <w:t xml:space="preserve"> обёртка вокруг реального объекта. В отличие от mock, spy вызывает настоящие методы. Элементы реально добавляются в список, но при этом можно проверять вызовы через verify. Создаётся через spy(realObject).</w:t>
-      </w:r>
-    </w:p>
-    <w:p>
-      <w:pPr>
-        <w:rPr>
-          <w:rFonts w:eastAsiaTheme="minorEastAsia"/>
-          <w:lang w:eastAsia="ja-JP"/>
-        </w:rPr>
-      </w:pPr>
-    </w:p>
-    <w:p>
-      <w:pPr>
-        <w:rPr>
-          <w:rFonts w:eastAsiaTheme="minorEastAsia"/>
-          <w:lang w:eastAsia="ja-JP"/>
-        </w:rPr>
-      </w:pPr>
-      <w:r>
-        <w:rPr>
-          <w:rFonts w:eastAsiaTheme="minorEastAsia"/>
-          <w:lang w:eastAsia="ja-JP"/>
-        </w:rPr>
-        <w:t xml:space="preserve">По итогу, в качестве подготовительной части я добавил тестовые зависимости в </w:t>
+        <w:t xml:space="preserve"> нет. Без этой настройки mvn clean test не находит методы вроде getName(), setEmail(), builder().</w:t>
+      </w:r>
+      <w:r>
+        <w:rPr>
+          <w:rFonts w:eastAsiaTheme="minorEastAsia"/>
+          <w:lang w:eastAsia="ja-JP"/>
+        </w:rPr>
+        <w:t xml:space="preserve"> В общем ничего не работало без этого плагина.</w:t>
+      </w:r>
+    </w:p>
+    <w:p>
+      <w:pPr>
+        <w:rPr>
+          <w:rFonts w:eastAsiaTheme="minorEastAsia"/>
+          <w:lang w:eastAsia="ja-JP"/>
+        </w:rPr>
+      </w:pPr>
+    </w:p>
+    <w:p>
+      <w:pPr>
+        <w:rPr>
+          <w:rFonts w:eastAsiaTheme="minorEastAsia"/>
+          <w:lang w:eastAsia="ja-JP"/>
+        </w:rPr>
+      </w:pPr>
+      <w:r>
+        <w:rPr>
+          <w:rFonts w:eastAsiaTheme="minorEastAsia"/>
+          <w:lang w:eastAsia="ja-JP"/>
+        </w:rPr>
+        <w:t xml:space="preserve">Ну и последнее, что я сделал, так это убрал </w:t>
+      </w:r>
+      <w:r>
+        <w:rPr>
+          <w:rFonts w:eastAsiaTheme="minorEastAsia"/>
+          <w:lang w:eastAsia="ja-JP"/>
+        </w:rPr>
+        <w:t>@Import(AppConfig.class) из главного класса, потому что @SpringBootApplication уже включает @ComponentScan("org.example") и сканирует все бины автоматически. Дублирующий @Import с ещё одним @ComponentScan ломал изоляцию @WebMvcTest</w:t>
+      </w:r>
+      <w:r>
+        <w:rPr>
+          <w:rFonts w:eastAsiaTheme="minorEastAsia"/>
+          <w:lang w:eastAsia="ja-JP"/>
+        </w:rPr>
+        <w:t xml:space="preserve">, из-за чего я не мог запустить тесты для </w:t>
       </w:r>
       <w:r>
         <w:rPr>
           <w:rFonts w:eastAsiaTheme="minorEastAsia" w:hint="eastAsia"/>
           <w:lang w:eastAsia="ja-JP"/>
         </w:rPr>
-        <w:t>p</w:t>
-      </w:r>
-      <w:r>
-        <w:rPr>
-          <w:rFonts w:eastAsiaTheme="minorEastAsia"/>
-          <w:lang w:eastAsia="ja-JP"/>
-        </w:rPr>
-        <w:t>om.xml файл, а именно</w:t>
-      </w:r>
-    </w:p>
-    <w:p>
-      <w:pPr>
-        <w:rPr>
-          <w:rFonts w:eastAsiaTheme="minorEastAsia"/>
-          <w:lang w:val="en-US" w:eastAsia="ja-JP"/>
-        </w:rPr>
-      </w:pPr>
-      <w:r>
-        <w:rPr>
-          <w:rFonts w:eastAsiaTheme="minorEastAsia"/>
-          <w:lang w:val="en-US" w:eastAsia="ja-JP"/>
-        </w:rPr>
-        <w:t xml:space="preserve">spring-boot-starter-test </w:t>
-      </w:r>
-      <w:r>
-        <w:rPr>
-          <w:lang w:val="en-US"/>
-        </w:rPr>
-        <w:t>–</w:t>
-      </w:r>
-      <w:r>
-        <w:rPr>
-          <w:rFonts w:eastAsiaTheme="minorEastAsia"/>
-          <w:lang w:val="en-US" w:eastAsia="ja-JP"/>
-        </w:rPr>
-        <w:t xml:space="preserve"> </w:t>
-      </w:r>
-      <w:r>
-        <w:rPr>
-          <w:rFonts w:eastAsiaTheme="minorEastAsia"/>
-          <w:lang w:eastAsia="ja-JP"/>
-        </w:rPr>
-        <w:t>базовый</w:t>
-      </w:r>
-      <w:r>
-        <w:rPr>
-          <w:rFonts w:eastAsiaTheme="minorEastAsia"/>
-          <w:lang w:val="en-US" w:eastAsia="ja-JP"/>
-        </w:rPr>
-        <w:t xml:space="preserve"> </w:t>
-      </w:r>
-      <w:r>
-        <w:rPr>
-          <w:rFonts w:eastAsiaTheme="minorEastAsia"/>
-          <w:lang w:eastAsia="ja-JP"/>
-        </w:rPr>
-        <w:t>набор</w:t>
-      </w:r>
-      <w:r>
-        <w:rPr>
-          <w:rFonts w:eastAsiaTheme="minorEastAsia"/>
-          <w:lang w:val="en-US" w:eastAsia="ja-JP"/>
-        </w:rPr>
-        <w:t xml:space="preserve"> (JUnit, Mockito, Spring Test)</w:t>
-      </w:r>
-    </w:p>
-    <w:p>
-      <w:pPr>
-        <w:rPr>
-          <w:rFonts w:eastAsiaTheme="minorEastAsia"/>
-          <w:lang w:val="en-US" w:eastAsia="ja-JP"/>
-        </w:rPr>
-      </w:pPr>
-      <w:r>
-        <w:rPr>
-          <w:rFonts w:eastAsiaTheme="minorEastAsia"/>
-          <w:lang w:val="en-US" w:eastAsia="ja-JP"/>
-        </w:rPr>
-        <w:t xml:space="preserve">mockito-core </w:t>
-      </w:r>
-      <w:r>
-        <w:rPr>
-          <w:lang w:val="en-US"/>
-        </w:rPr>
-        <w:t>–</w:t>
-      </w:r>
-      <w:r>
-        <w:rPr>
-          <w:rFonts w:eastAsiaTheme="minorEastAsia"/>
-          <w:lang w:val="en-US" w:eastAsia="ja-JP"/>
-        </w:rPr>
-        <w:t xml:space="preserve"> </w:t>
-      </w:r>
-      <w:r>
-        <w:rPr>
-          <w:rFonts w:eastAsiaTheme="minorEastAsia"/>
-          <w:lang w:eastAsia="ja-JP"/>
-        </w:rPr>
-        <w:t>ядро</w:t>
-      </w:r>
-      <w:r>
-        <w:rPr>
-          <w:rFonts w:eastAsiaTheme="minorEastAsia"/>
-          <w:lang w:val="en-US" w:eastAsia="ja-JP"/>
-        </w:rPr>
-        <w:t xml:space="preserve"> Mockito</w:t>
-      </w:r>
-    </w:p>
-    <w:p>
-      <w:pPr>
-        <w:rPr>
-          <w:rFonts w:eastAsiaTheme="minorEastAsia"/>
-          <w:lang w:val="en-US" w:eastAsia="ja-JP"/>
-        </w:rPr>
-      </w:pPr>
-      <w:r>
-        <w:rPr>
-          <w:rFonts w:eastAsiaTheme="minorEastAsia"/>
-          <w:lang w:val="en-US" w:eastAsia="ja-JP"/>
-        </w:rPr>
-        <w:t xml:space="preserve">spring-security-test </w:t>
-      </w:r>
-      <w:r>
-        <w:rPr>
-          <w:lang w:val="en-US"/>
-        </w:rPr>
-        <w:t>–</w:t>
-      </w:r>
-      <w:r>
-        <w:rPr>
-          <w:rFonts w:eastAsiaTheme="minorEastAsia"/>
-          <w:lang w:val="en-US" w:eastAsia="ja-JP"/>
-        </w:rPr>
-        <w:t xml:space="preserve"> </w:t>
-      </w:r>
-      <w:r>
-        <w:rPr>
-          <w:rFonts w:eastAsiaTheme="minorEastAsia"/>
-          <w:lang w:eastAsia="ja-JP"/>
-        </w:rPr>
-        <w:t>для</w:t>
-      </w:r>
-      <w:r>
-        <w:rPr>
-          <w:rFonts w:eastAsiaTheme="minorEastAsia"/>
-          <w:lang w:val="en-US" w:eastAsia="ja-JP"/>
-        </w:rPr>
-        <w:t xml:space="preserve"> @WithMockUser </w:t>
-      </w:r>
-      <w:r>
-        <w:rPr>
-          <w:rFonts w:eastAsiaTheme="minorEastAsia"/>
-          <w:lang w:eastAsia="ja-JP"/>
-        </w:rPr>
-        <w:t>в</w:t>
-      </w:r>
-      <w:r>
-        <w:rPr>
-          <w:rFonts w:eastAsiaTheme="minorEastAsia"/>
-          <w:lang w:val="en-US" w:eastAsia="ja-JP"/>
-        </w:rPr>
-        <w:t xml:space="preserve"> web-</w:t>
-      </w:r>
-      <w:r>
-        <w:rPr>
-          <w:rFonts w:eastAsiaTheme="minorEastAsia"/>
-          <w:lang w:eastAsia="ja-JP"/>
-        </w:rPr>
-        <w:t>тестах</w:t>
-      </w:r>
-    </w:p>
-    <w:p>
-      <w:pPr>
-        <w:rPr>
-          <w:rFonts w:eastAsiaTheme="minorEastAsia"/>
-          <w:lang w:eastAsia="ja-JP"/>
-        </w:rPr>
-      </w:pPr>
-    </w:p>
-    <w:p>
-      <w:pPr>
-        <w:rPr>
-          <w:rFonts w:eastAsiaTheme="minorEastAsia"/>
-          <w:lang w:eastAsia="ja-JP"/>
-        </w:rPr>
-      </w:pPr>
-      <w:r>
-        <w:rPr>
-          <w:rFonts w:eastAsiaTheme="minorEastAsia"/>
-          <w:lang w:eastAsia="ja-JP"/>
-        </w:rPr>
-        <w:t xml:space="preserve">И плюсом к этому я добавил </w:t>
-      </w:r>
-      <w:r>
-        <w:rPr>
-          <w:rFonts w:eastAsiaTheme="minorEastAsia"/>
-          <w:lang w:eastAsia="ja-JP"/>
-        </w:rPr>
-        <w:t xml:space="preserve">maven-compiler-plugin с annotationProcessorPaths для Lombok. Это нужно потому, что Lombok генерирует геттеры/сеттеры/билдеры на этапе компиляции через annotation processor. IntelliJ подхватывает его через свой плагин, а Maven </w:t>
-      </w:r>
-      <w:r>
-        <w:t>–</w:t>
-      </w:r>
-      <w:r>
-        <w:rPr>
-          <w:rFonts w:eastAsiaTheme="minorEastAsia"/>
-          <w:lang w:eastAsia="ja-JP"/>
-        </w:rPr>
-        <w:t xml:space="preserve"> нет. Без этой настройки mvn clean test не находит методы вроде getName(), setEmail(), builder().</w:t>
-      </w:r>
-      <w:r>
-        <w:rPr>
-          <w:rFonts w:eastAsiaTheme="minorEastAsia"/>
-          <w:lang w:eastAsia="ja-JP"/>
-        </w:rPr>
-        <w:t xml:space="preserve"> В общем ничего не работало без этого плагина.</w:t>
-      </w:r>
-    </w:p>
-    <w:p>
-      <w:pPr>
-        <w:rPr>
-          <w:rFonts w:eastAsiaTheme="minorEastAsia"/>
-          <w:lang w:eastAsia="ja-JP"/>
-        </w:rPr>
-      </w:pPr>
-    </w:p>
-    <w:p>
-      <w:pPr>
-        <w:rPr>
-          <w:rFonts w:eastAsiaTheme="minorEastAsia"/>
-          <w:lang w:eastAsia="ja-JP"/>
-        </w:rPr>
-      </w:pPr>
-      <w:r>
-        <w:rPr>
-          <w:rFonts w:eastAsiaTheme="minorEastAsia"/>
-          <w:lang w:eastAsia="ja-JP"/>
-        </w:rPr>
-        <w:t xml:space="preserve">Ну и последнее, что я сделал, так это убрал </w:t>
-      </w:r>
-      <w:r>
-        <w:rPr>
-          <w:rFonts w:eastAsiaTheme="minorEastAsia"/>
-          <w:lang w:eastAsia="ja-JP"/>
-        </w:rPr>
-        <w:t>@Import(AppConfig.class) из главного класса, потому что @SpringBootApplication уже включает @ComponentScan("org.example") и сканирует все бины автоматически. Дублирующий @Import с ещё одним @ComponentScan ломал изоляцию @WebMvcTest</w:t>
-      </w:r>
-      <w:r>
-        <w:rPr>
-          <w:rFonts w:eastAsiaTheme="minorEastAsia"/>
-          <w:lang w:eastAsia="ja-JP"/>
-        </w:rPr>
-        <w:t xml:space="preserve">, из-за чего я не мог запустить тесты для </w:t>
-      </w:r>
-      <w:r>
-        <w:rPr>
-          <w:rFonts w:eastAsiaTheme="minorEastAsia" w:hint="eastAsia"/>
-          <w:lang w:eastAsia="ja-JP"/>
-        </w:rPr>
         <w:t>N</w:t>
       </w:r>
       <w:r>
@@ -2904,7 +2999,7 @@
     <w:p>
       <w:pPr>
         <w:rPr>
-          <w:rFonts w:eastAsiaTheme="minorEastAsia" w:hint="eastAsia"/>
+          <w:rFonts w:eastAsiaTheme="minorEastAsia"/>
           <w:lang w:eastAsia="ja-JP"/>
         </w:rPr>
       </w:pPr>
@@ -3026,7 +3121,7 @@
       <w:r>
         <w:rPr>
           <w:rFonts w:eastAsiaTheme="minorEastAsia"/>
-          <w:lang w:val="en-US" w:eastAsia="ja-JP"/>
+          <w:lang w:eastAsia="ja-JP"/>
         </w:rPr>
         <w:t xml:space="preserve"> </w:t>
       </w:r>
@@ -3040,7 +3135,7 @@
       <w:r>
         <w:rPr>
           <w:rFonts w:eastAsiaTheme="minorEastAsia"/>
-          <w:lang w:val="en-US" w:eastAsia="ja-JP"/>
+          <w:lang w:eastAsia="ja-JP"/>
         </w:rPr>
         <w:t xml:space="preserve"> </w:t>
       </w:r>
@@ -3054,7 +3149,7 @@
       <w:r>
         <w:rPr>
           <w:rFonts w:eastAsiaTheme="minorEastAsia"/>
-          <w:lang w:val="en-US" w:eastAsia="ja-JP"/>
+          <w:lang w:eastAsia="ja-JP"/>
         </w:rPr>
         <w:t xml:space="preserve">, </w:t>
       </w:r>
@@ -3068,7 +3163,7 @@
       <w:r>
         <w:rPr>
           <w:rFonts w:eastAsiaTheme="minorEastAsia"/>
-          <w:lang w:val="en-US" w:eastAsia="ja-JP"/>
+          <w:lang w:eastAsia="ja-JP"/>
         </w:rPr>
         <w:t xml:space="preserve">, </w:t>
       </w:r>
@@ -3082,7 +3177,7 @@
       <w:r>
         <w:rPr>
           <w:rFonts w:eastAsiaTheme="minorEastAsia"/>
-          <w:lang w:val="en-US" w:eastAsia="ja-JP"/>
+          <w:lang w:eastAsia="ja-JP"/>
         </w:rPr>
         <w:t xml:space="preserve"> </w:t>
       </w:r>
@@ -3096,7 +3191,7 @@
       <w:r>
         <w:rPr>
           <w:rFonts w:eastAsiaTheme="minorEastAsia"/>
-          <w:lang w:val="en-US" w:eastAsia="ja-JP"/>
+          <w:lang w:eastAsia="ja-JP"/>
         </w:rPr>
         <w:t xml:space="preserve"> </w:t>
       </w:r>
@@ -3110,7 +3205,7 @@
       <w:r>
         <w:rPr>
           <w:rFonts w:eastAsiaTheme="minorEastAsia"/>
-          <w:lang w:val="en-US" w:eastAsia="ja-JP"/>
+          <w:lang w:eastAsia="ja-JP"/>
         </w:rPr>
         <w:t xml:space="preserve">. </w:t>
       </w:r>
@@ -3124,7 +3219,7 @@
       <w:r>
         <w:rPr>
           <w:rFonts w:eastAsiaTheme="minorEastAsia"/>
-          <w:lang w:val="en-US" w:eastAsia="ja-JP"/>
+          <w:lang w:eastAsia="ja-JP"/>
         </w:rPr>
         <w:t xml:space="preserve"> </w:t>
       </w:r>
@@ -3138,7 +3233,7 @@
       <w:r>
         <w:rPr>
           <w:rFonts w:eastAsiaTheme="minorEastAsia"/>
-          <w:lang w:val="en-US" w:eastAsia="ja-JP"/>
+          <w:lang w:eastAsia="ja-JP"/>
         </w:rPr>
         <w:t xml:space="preserve"> </w:t>
       </w:r>
@@ -3161,7 +3256,7 @@
     <w:p>
       <w:pPr>
         <w:rPr>
-          <w:rFonts w:eastAsiaTheme="minorEastAsia" w:hint="eastAsia"/>
+          <w:rFonts w:eastAsiaTheme="minorEastAsia"/>
           <w:lang w:eastAsia="ja-JP"/>
         </w:rPr>
       </w:pPr>
@@ -3245,7 +3340,7 @@
     <w:p>
       <w:pPr>
         <w:rPr>
-          <w:rFonts w:eastAsiaTheme="minorEastAsia" w:hint="eastAsia"/>
+          <w:rFonts w:eastAsiaTheme="minorEastAsia"/>
           <w:lang w:eastAsia="ja-JP"/>
         </w:rPr>
       </w:pPr>
@@ -3344,7 +3439,7 @@
     <w:p>
       <w:pPr>
         <w:rPr>
-          <w:rFonts w:eastAsiaTheme="minorEastAsia" w:hint="eastAsia"/>
+          <w:rFonts w:eastAsiaTheme="minorEastAsia"/>
           <w:lang w:eastAsia="ja-JP"/>
         </w:rPr>
       </w:pPr>
@@ -3456,7 +3551,7 @@
     <w:p>
       <w:pPr>
         <w:rPr>
-          <w:rFonts w:eastAsiaTheme="minorEastAsia" w:hint="eastAsia"/>
+          <w:rFonts w:eastAsiaTheme="minorEastAsia"/>
           <w:lang w:eastAsia="ja-JP"/>
         </w:rPr>
       </w:pPr>
@@ -3547,7 +3642,7 @@
     <w:p>
       <w:pPr>
         <w:rPr>
-          <w:rFonts w:eastAsiaTheme="minorEastAsia" w:hint="eastAsia"/>
+          <w:rFonts w:eastAsiaTheme="minorEastAsia"/>
           <w:lang w:eastAsia="ja-JP"/>
         </w:rPr>
       </w:pPr>
@@ -3714,14 +3809,14 @@
       <w:pPr>
         <w:rPr>
           <w:rFonts w:eastAsiaTheme="minorEastAsia"/>
-          <w:lang w:eastAsia="ja-JP"/>
-        </w:rPr>
-      </w:pPr>
-    </w:p>
-    <w:p>
-      <w:pPr>
-        <w:rPr>
-          <w:rFonts w:eastAsiaTheme="minorEastAsia" w:hint="eastAsia"/>
+          <w:lang w:val="en-US" w:eastAsia="ja-JP"/>
+        </w:rPr>
+      </w:pPr>
+    </w:p>
+    <w:p>
+      <w:pPr>
+        <w:rPr>
+          <w:rFonts w:eastAsiaTheme="minorEastAsia"/>
           <w:lang w:eastAsia="ja-JP"/>
         </w:rPr>
       </w:pPr>
@@ -3981,7 +4076,7 @@
     <w:p>
       <w:pPr>
         <w:rPr>
-          <w:rFonts w:eastAsiaTheme="minorEastAsia" w:hint="eastAsia"/>
+          <w:rFonts w:eastAsiaTheme="minorEastAsia"/>
           <w:lang w:eastAsia="ja-JP"/>
         </w:rPr>
       </w:pPr>
@@ -4137,7 +4232,7 @@
     <w:p>
       <w:pPr>
         <w:rPr>
-          <w:rFonts w:eastAsiaTheme="minorEastAsia" w:hint="eastAsia"/>
+          <w:rFonts w:eastAsiaTheme="minorEastAsia"/>
           <w:lang w:eastAsia="ja-JP"/>
         </w:rPr>
       </w:pPr>
@@ -4175,7 +4270,7 @@
       <w:pPr>
         <w:rPr>
           <w:rFonts w:eastAsiaTheme="minorEastAsia"/>
-          <w:lang w:eastAsia="ja-JP"/>
+          <w:lang w:val="en-US" w:eastAsia="ja-JP"/>
         </w:rPr>
       </w:pPr>
       <w:r>
@@ -4190,13 +4285,13 @@
       <w:pPr>
         <w:rPr>
           <w:rFonts w:eastAsiaTheme="minorEastAsia"/>
-          <w:lang w:eastAsia="ja-JP"/>
-        </w:rPr>
-      </w:pPr>
-      <w:r>
-        <w:rPr>
-          <w:rFonts w:eastAsiaTheme="minorEastAsia"/>
-          <w:lang w:eastAsia="ja-JP"/>
+          <w:lang w:val="en-US" w:eastAsia="ja-JP"/>
+        </w:rPr>
+      </w:pPr>
+      <w:r>
+        <w:rPr>
+          <w:rFonts w:eastAsiaTheme="minorEastAsia"/>
+          <w:lang w:val="en-US" w:eastAsia="ja-JP"/>
         </w:rPr>
         <w:t>@MockitoBean</w:t>
       </w:r>
@@ -4205,13 +4300,13 @@
       <w:pPr>
         <w:rPr>
           <w:rFonts w:eastAsiaTheme="minorEastAsia"/>
-          <w:lang w:eastAsia="ja-JP"/>
-        </w:rPr>
-      </w:pPr>
-      <w:r>
-        <w:rPr>
-          <w:rFonts w:eastAsiaTheme="minorEastAsia"/>
-          <w:lang w:eastAsia="ja-JP"/>
+          <w:lang w:val="en-US" w:eastAsia="ja-JP"/>
+        </w:rPr>
+      </w:pPr>
+      <w:r>
+        <w:rPr>
+          <w:rFonts w:eastAsiaTheme="minorEastAsia"/>
+          <w:lang w:val="en-US" w:eastAsia="ja-JP"/>
         </w:rPr>
         <w:t>private UserService userService;</w:t>
       </w:r>
@@ -4220,7 +4315,7 @@
       <w:pPr>
         <w:rPr>
           <w:rFonts w:eastAsiaTheme="minorEastAsia"/>
-          <w:lang w:eastAsia="ja-JP"/>
+          <w:lang w:val="en-US" w:eastAsia="ja-JP"/>
         </w:rPr>
       </w:pPr>
     </w:p>
@@ -4376,22 +4471,99 @@
       <w:pPr>
         <w:rPr>
           <w:rFonts w:eastAsiaTheme="minorEastAsia"/>
-          <w:lang w:eastAsia="ja-JP"/>
-        </w:rPr>
-      </w:pPr>
-      <w:r>
-        <w:rPr>
-          <w:rFonts w:eastAsiaTheme="minorEastAsia"/>
-          <w:lang w:eastAsia="ja-JP"/>
-        </w:rPr>
-        <w:t>Эта аннотация имитирует авторизованного пользователя с ролью USER. В SecurityConfig эндпоинт /users/all доступен только для ролей USER и ADMIN. Без @WithMockUser Spring Security отклонит запрос со статусом 401 или 403.</w:t>
-      </w:r>
-    </w:p>
-    <w:p>
-      <w:pPr>
-        <w:rPr>
-          <w:rFonts w:eastAsiaTheme="minorEastAsia"/>
-          <w:lang w:eastAsia="ja-JP"/>
+          <w:lang w:val="en-US" w:eastAsia="ja-JP"/>
+        </w:rPr>
+      </w:pPr>
+      <w:r>
+        <w:rPr>
+          <w:rFonts w:eastAsiaTheme="minorEastAsia"/>
+          <w:lang w:eastAsia="ja-JP"/>
+        </w:rPr>
+        <w:t>Эта аннотация имитирует авторизованного пользователя с ролью USER. В SecurityConfig эндпоинт /users/all доступен только для ролей USER и ADMIN. Без</w:t>
+      </w:r>
+      <w:r>
+        <w:rPr>
+          <w:rFonts w:eastAsiaTheme="minorEastAsia"/>
+          <w:lang w:val="en-US" w:eastAsia="ja-JP"/>
+        </w:rPr>
+        <w:t xml:space="preserve"> @WithMockUser Spring Security </w:t>
+      </w:r>
+      <w:r>
+        <w:rPr>
+          <w:rFonts w:eastAsiaTheme="minorEastAsia"/>
+          <w:lang w:eastAsia="ja-JP"/>
+        </w:rPr>
+        <w:t>отклонит</w:t>
+      </w:r>
+      <w:r>
+        <w:rPr>
+          <w:rFonts w:eastAsiaTheme="minorEastAsia"/>
+          <w:lang w:val="en-US" w:eastAsia="ja-JP"/>
+        </w:rPr>
+        <w:t xml:space="preserve"> </w:t>
+      </w:r>
+      <w:r>
+        <w:rPr>
+          <w:rFonts w:eastAsiaTheme="minorEastAsia"/>
+          <w:lang w:eastAsia="ja-JP"/>
+        </w:rPr>
+        <w:t>запрос</w:t>
+      </w:r>
+      <w:r>
+        <w:rPr>
+          <w:rFonts w:eastAsiaTheme="minorEastAsia"/>
+          <w:lang w:val="en-US" w:eastAsia="ja-JP"/>
+        </w:rPr>
+        <w:t xml:space="preserve"> </w:t>
+      </w:r>
+      <w:r>
+        <w:rPr>
+          <w:rFonts w:eastAsiaTheme="minorEastAsia"/>
+          <w:lang w:eastAsia="ja-JP"/>
+        </w:rPr>
+        <w:t>со</w:t>
+      </w:r>
+      <w:r>
+        <w:rPr>
+          <w:rFonts w:eastAsiaTheme="minorEastAsia"/>
+          <w:lang w:val="en-US" w:eastAsia="ja-JP"/>
+        </w:rPr>
+        <w:t xml:space="preserve"> </w:t>
+      </w:r>
+      <w:r>
+        <w:rPr>
+          <w:rFonts w:eastAsiaTheme="minorEastAsia"/>
+          <w:lang w:eastAsia="ja-JP"/>
+        </w:rPr>
+        <w:t>статусом</w:t>
+      </w:r>
+      <w:r>
+        <w:rPr>
+          <w:rFonts w:eastAsiaTheme="minorEastAsia"/>
+          <w:lang w:val="en-US" w:eastAsia="ja-JP"/>
+        </w:rPr>
+        <w:t xml:space="preserve"> 401 </w:t>
+      </w:r>
+      <w:r>
+        <w:rPr>
+          <w:rFonts w:eastAsiaTheme="minorEastAsia"/>
+          <w:lang w:eastAsia="ja-JP"/>
+        </w:rPr>
+        <w:t>или</w:t>
+      </w:r>
+      <w:r>
+        <w:rPr>
+          <w:rFonts w:eastAsiaTheme="minorEastAsia"/>
+          <w:lang w:val="en-US" w:eastAsia="ja-JP"/>
+        </w:rPr>
+        <w:t xml:space="preserve"> 403.</w:t>
+      </w:r>
+    </w:p>
+    <w:p>
+      <w:pPr>
+        <w:rPr>
+          <w:rFonts w:eastAsiaTheme="minorEastAsia"/>
+          <w:lang w:val="en-US" w:eastAsia="ja-JP"/>
         </w:rPr>
       </w:pPr>
     </w:p>
@@ -4856,36 +5028,50 @@
       <w:pPr>
         <w:rPr>
           <w:rFonts w:eastAsiaTheme="minorEastAsia"/>
-          <w:lang w:eastAsia="ja-JP"/>
-        </w:rPr>
-      </w:pPr>
-      <w:r>
-        <w:rPr>
-          <w:rFonts w:eastAsiaTheme="minorEastAsia"/>
-          <w:lang w:eastAsia="ja-JP"/>
-        </w:rPr>
-        <w:t xml:space="preserve">в </w:t>
-      </w:r>
-      <w:r>
-        <w:rPr>
-          <w:rFonts w:eastAsiaTheme="minorEastAsia"/>
-          <w:lang w:eastAsia="ja-JP"/>
-        </w:rPr>
-        <w:t>UserService</w:t>
-      </w:r>
-      <w:r>
-        <w:rPr>
-          <w:rFonts w:eastAsiaTheme="minorEastAsia"/>
-          <w:lang w:eastAsia="ja-JP"/>
-        </w:rPr>
-        <w:t>. Вот он</w:t>
-      </w:r>
-    </w:p>
-    <w:p>
-      <w:pPr>
-        <w:rPr>
-          <w:rFonts w:eastAsiaTheme="minorEastAsia"/>
-          <w:lang w:eastAsia="ja-JP"/>
+          <w:lang w:val="en-US" w:eastAsia="ja-JP"/>
+        </w:rPr>
+      </w:pPr>
+      <w:r>
+        <w:rPr>
+          <w:rFonts w:eastAsiaTheme="minorEastAsia"/>
+          <w:lang w:eastAsia="ja-JP"/>
+        </w:rPr>
+        <w:t>в</w:t>
+      </w:r>
+      <w:r>
+        <w:rPr>
+          <w:rFonts w:eastAsiaTheme="minorEastAsia"/>
+          <w:lang w:val="en-US" w:eastAsia="ja-JP"/>
+        </w:rPr>
+        <w:t xml:space="preserve"> UserService. </w:t>
+      </w:r>
+      <w:r>
+        <w:rPr>
+          <w:rFonts w:eastAsiaTheme="minorEastAsia"/>
+          <w:lang w:eastAsia="ja-JP"/>
+        </w:rPr>
+        <w:t>Вот</w:t>
+      </w:r>
+      <w:r>
+        <w:rPr>
+          <w:rFonts w:eastAsiaTheme="minorEastAsia"/>
+          <w:lang w:val="en-US" w:eastAsia="ja-JP"/>
+        </w:rPr>
+        <w:t xml:space="preserve"> </w:t>
+      </w:r>
+      <w:r>
+        <w:rPr>
+          <w:rFonts w:eastAsiaTheme="minorEastAsia"/>
+          <w:lang w:eastAsia="ja-JP"/>
+        </w:rPr>
+        <w:t>он</w:t>
+      </w:r>
+    </w:p>
+    <w:p>
+      <w:pPr>
+        <w:rPr>
+          <w:rFonts w:eastAsiaTheme="minorEastAsia"/>
+          <w:lang w:val="en-US" w:eastAsia="ja-JP"/>
         </w:rPr>
       </w:pPr>
     </w:p>
@@ -5127,7 +5313,7 @@
       <w:pPr>
         <w:rPr>
           <w:rFonts w:eastAsiaTheme="minorEastAsia"/>
-          <w:lang w:eastAsia="ja-JP"/>
+          <w:lang w:val="en-US" w:eastAsia="ja-JP"/>
         </w:rPr>
       </w:pPr>
       <w:r>
@@ -5156,7 +5342,21 @@
           <w:rFonts w:eastAsiaTheme="minorEastAsia"/>
           <w:lang w:eastAsia="ja-JP"/>
         </w:rPr>
-        <w:t>. Вот код</w:t>
+        <w:t>. Вот</w:t>
+      </w:r>
+      <w:r>
+        <w:rPr>
+          <w:rFonts w:eastAsiaTheme="minorEastAsia"/>
+          <w:lang w:val="en-US" w:eastAsia="ja-JP"/>
+        </w:rPr>
+        <w:t xml:space="preserve"> </w:t>
+      </w:r>
+      <w:r>
+        <w:rPr>
+          <w:rFonts w:eastAsiaTheme="minorEastAsia"/>
+          <w:lang w:eastAsia="ja-JP"/>
+        </w:rPr>
+        <w:t>код</w:t>
       </w:r>
     </w:p>
     <w:p>
@@ -5642,7 +5842,7 @@
       <w:pPr>
         <w:rPr>
           <w:rFonts w:eastAsiaTheme="minorEastAsia"/>
-          <w:lang w:eastAsia="ja-JP"/>
+          <w:lang w:val="en-US" w:eastAsia="ja-JP"/>
         </w:rPr>
       </w:pPr>
       <w:r>
@@ -5655,16 +5855,37 @@
       <w:r>
         <w:rPr>
           <w:rFonts w:eastAsiaTheme="minorEastAsia"/>
-          <w:lang w:eastAsia="ja-JP"/>
+          <w:lang w:val="en-US" w:eastAsia="ja-JP"/>
         </w:rPr>
         <w:t>,</w:t>
       </w:r>
       <w:r>
         <w:rPr>
           <w:rFonts w:eastAsiaTheme="minorEastAsia"/>
-          <w:lang w:eastAsia="ja-JP"/>
-        </w:rPr>
-        <w:t xml:space="preserve"> сам тест</w:t>
+          <w:lang w:val="en-US" w:eastAsia="ja-JP"/>
+        </w:rPr>
+        <w:t xml:space="preserve"> </w:t>
+      </w:r>
+      <w:r>
+        <w:rPr>
+          <w:rFonts w:eastAsiaTheme="minorEastAsia"/>
+          <w:lang w:eastAsia="ja-JP"/>
+        </w:rPr>
+        <w:t>сам</w:t>
+      </w:r>
+      <w:r>
+        <w:rPr>
+          <w:rFonts w:eastAsiaTheme="minorEastAsia"/>
+          <w:lang w:val="en-US" w:eastAsia="ja-JP"/>
+        </w:rPr>
+        <w:t xml:space="preserve"> </w:t>
+      </w:r>
+      <w:r>
+        <w:rPr>
+          <w:rFonts w:eastAsiaTheme="minorEastAsia"/>
+          <w:lang w:eastAsia="ja-JP"/>
+        </w:rPr>
+        <w:t>тест</w:t>
       </w:r>
     </w:p>
     <w:p>
@@ -5834,53 +6055,123 @@
       <w:pPr>
         <w:rPr>
           <w:rFonts w:eastAsiaTheme="minorEastAsia"/>
-          <w:lang w:val="en-US" w:eastAsia="ja-JP"/>
-        </w:rPr>
-      </w:pPr>
-      <w:r>
-        <w:rPr>
-          <w:rFonts w:eastAsiaTheme="minorEastAsia"/>
-          <w:lang w:val="en-US" w:eastAsia="ja-JP"/>
-        </w:rPr>
-        <w:t>@ExtendWith(MockitoExtension.class)</w:t>
-      </w:r>
-    </w:p>
-    <w:p>
-      <w:pPr>
-        <w:rPr>
-          <w:rFonts w:eastAsiaTheme="minorEastAsia"/>
-          <w:lang w:val="en-US" w:eastAsia="ja-JP"/>
-        </w:rPr>
-      </w:pPr>
-      <w:r>
-        <w:rPr>
-          <w:rFonts w:eastAsiaTheme="minorEastAsia"/>
-          <w:lang w:val="en-US" w:eastAsia="ja-JP"/>
-        </w:rPr>
-        <w:t>class AuthServiceTest {</w:t>
-      </w:r>
-    </w:p>
-    <w:p>
-      <w:pPr>
-        <w:rPr>
-          <w:rFonts w:eastAsiaTheme="minorEastAsia"/>
-          <w:lang w:val="en-US" w:eastAsia="ja-JP"/>
-        </w:rPr>
-      </w:pPr>
-    </w:p>
-    <w:p>
-      <w:pPr>
-        <w:rPr>
-          <w:rFonts w:eastAsiaTheme="minorEastAsia"/>
-          <w:lang w:val="en-US" w:eastAsia="ja-JP"/>
-        </w:rPr>
-      </w:pPr>
-      <w:r>
-        <w:rPr>
-          <w:rFonts w:eastAsiaTheme="minorEastAsia"/>
-          <w:lang w:val="en-US" w:eastAsia="ja-JP"/>
-        </w:rPr>
-        <w:t xml:space="preserve">    @Mock</w:t>
+          <w:lang w:eastAsia="ja-JP"/>
+        </w:rPr>
+      </w:pPr>
+      <w:r>
+        <w:rPr>
+          <w:rFonts w:eastAsiaTheme="minorEastAsia"/>
+          <w:lang w:eastAsia="ja-JP"/>
+        </w:rPr>
+        <w:t>@</w:t>
+      </w:r>
+      <w:r>
+        <w:rPr>
+          <w:rFonts w:eastAsiaTheme="minorEastAsia"/>
+          <w:lang w:val="en-US" w:eastAsia="ja-JP"/>
+        </w:rPr>
+        <w:t>ExtendWith</w:t>
+      </w:r>
+      <w:r>
+        <w:rPr>
+          <w:rFonts w:eastAsiaTheme="minorEastAsia"/>
+          <w:lang w:eastAsia="ja-JP"/>
+        </w:rPr>
+        <w:t>(</w:t>
+      </w:r>
+      <w:r>
+        <w:rPr>
+          <w:rFonts w:eastAsiaTheme="minorEastAsia"/>
+          <w:lang w:val="en-US" w:eastAsia="ja-JP"/>
+        </w:rPr>
+        <w:t>MockitoExtension</w:t>
+      </w:r>
+      <w:r>
+        <w:rPr>
+          <w:rFonts w:eastAsiaTheme="minorEastAsia"/>
+          <w:lang w:eastAsia="ja-JP"/>
+        </w:rPr>
+        <w:t>.</w:t>
+      </w:r>
+      <w:r>
+        <w:rPr>
+          <w:rFonts w:eastAsiaTheme="minorEastAsia"/>
+          <w:lang w:val="en-US" w:eastAsia="ja-JP"/>
+        </w:rPr>
+        <w:t>class</w:t>
+      </w:r>
+      <w:r>
+        <w:rPr>
+          <w:rFonts w:eastAsiaTheme="minorEastAsia"/>
+          <w:lang w:eastAsia="ja-JP"/>
+        </w:rPr>
+        <w:t>)</w:t>
+      </w:r>
+    </w:p>
+    <w:p>
+      <w:pPr>
+        <w:rPr>
+          <w:rFonts w:eastAsiaTheme="minorEastAsia"/>
+          <w:lang w:eastAsia="ja-JP"/>
+        </w:rPr>
+      </w:pPr>
+      <w:r>
+        <w:rPr>
+          <w:rFonts w:eastAsiaTheme="minorEastAsia"/>
+          <w:lang w:val="en-US" w:eastAsia="ja-JP"/>
+        </w:rPr>
+        <w:t>class</w:t>
+      </w:r>
+      <w:r>
+        <w:rPr>
+          <w:rFonts w:eastAsiaTheme="minorEastAsia"/>
+          <w:lang w:eastAsia="ja-JP"/>
+        </w:rPr>
+        <w:t xml:space="preserve"> </w:t>
+      </w:r>
+      <w:r>
+        <w:rPr>
+          <w:rFonts w:eastAsiaTheme="minorEastAsia"/>
+          <w:lang w:val="en-US" w:eastAsia="ja-JP"/>
+        </w:rPr>
+        <w:t>AuthServiceTest</w:t>
+      </w:r>
+      <w:r>
+        <w:rPr>
+          <w:rFonts w:eastAsiaTheme="minorEastAsia"/>
+          <w:lang w:eastAsia="ja-JP"/>
+        </w:rPr>
+        <w:t xml:space="preserve"> {</w:t>
+      </w:r>
+    </w:p>
+    <w:p>
+      <w:pPr>
+        <w:rPr>
+          <w:rFonts w:eastAsiaTheme="minorEastAsia"/>
+          <w:lang w:eastAsia="ja-JP"/>
+        </w:rPr>
+      </w:pPr>
+    </w:p>
+    <w:p>
+      <w:pPr>
+        <w:rPr>
+          <w:rFonts w:eastAsiaTheme="minorEastAsia"/>
+          <w:lang w:val="en-US" w:eastAsia="ja-JP"/>
+        </w:rPr>
+      </w:pPr>
+      <w:r>
+        <w:rPr>
+          <w:rFonts w:eastAsiaTheme="minorEastAsia"/>
+          <w:lang w:eastAsia="ja-JP"/>
+        </w:rPr>
+        <w:t xml:space="preserve">    </w:t>
+      </w:r>
+      <w:r>
+        <w:rPr>
+          <w:rFonts w:eastAsiaTheme="minorEastAsia"/>
+          <w:lang w:val="en-US" w:eastAsia="ja-JP"/>
+        </w:rPr>
+        <w:t>@Mock</w:t>
       </w:r>
     </w:p>
     <w:p>
@@ -6443,7 +6734,7 @@
     <w:p>
       <w:pPr>
         <w:rPr>
-          <w:rFonts w:eastAsiaTheme="minorEastAsia" w:hint="eastAsia"/>
+          <w:rFonts w:eastAsiaTheme="minorEastAsia"/>
           <w:lang w:eastAsia="ja-JP"/>
         </w:rPr>
       </w:pPr>
@@ -6801,7 +7092,7 @@
     <w:p>
       <w:pPr>
         <w:rPr>
-          <w:rFonts w:eastAsiaTheme="minorEastAsia" w:hint="eastAsia"/>
+          <w:rFonts w:eastAsiaTheme="minorEastAsia"/>
           <w:lang w:eastAsia="ja-JP"/>
         </w:rPr>
       </w:pPr>
@@ -6869,14 +7160,7 @@
           <w:rFonts w:eastAsiaTheme="minorEastAsia"/>
           <w:lang w:val="en-US" w:eastAsia="ja-JP"/>
         </w:rPr>
-        <w:t xml:space="preserve"> </w:t>
-      </w:r>
-      <w:r>
-        <w:rPr>
-          <w:rFonts w:eastAsiaTheme="minorEastAsia"/>
-          <w:lang w:val="en-US" w:eastAsia="ja-JP"/>
-        </w:rPr>
-        <w:t>NotificationController</w:t>
+        <w:t xml:space="preserve"> NotificationController</w:t>
       </w:r>
       <w:r>
         <w:rPr>
@@ -7654,15 +7938,7 @@
           <w:szCs w:val="28"/>
           <w:lang w:eastAsia="ja-JP"/>
         </w:rPr>
-        <w:t>https://github.com/BestStarProggramer/IT-P/tree/main/lab</w:t>
-      </w:r>
-      <w:r>
-        <w:rPr>
-          <w:rFonts w:eastAsiaTheme="minorEastAsia"/>
-          <w:szCs w:val="28"/>
-          <w:lang w:eastAsia="ja-JP"/>
-        </w:rPr>
-        <w:t>2</w:t>
+        <w:t>https://github.com/BestStarProggramer/IT_P2</w:t>
       </w:r>
     </w:p>
     <w:sectPr>

--- a/laba6/CтарковДмитрийКонстантинович_БПИ2401_№6.docx
+++ b/laba6/CтарковДмитрийКонстантинович_БПИ2401_№6.docx
@@ -7930,15 +7930,24 @@
           <w:szCs w:val="28"/>
           <w:lang w:eastAsia="ja-JP"/>
         </w:rPr>
-        <w:t xml:space="preserve">Ссылка на гит - </w:t>
-      </w:r>
-      <w:r>
+        <w:t>Ссылка на гитхаб - https://github.com/BestStarProggramer/IT_P2</w:t>
+      </w:r>
+    </w:p>
+    <w:p>
+      <w:pPr>
         <w:rPr>
           <w:rFonts w:eastAsiaTheme="minorEastAsia"/>
           <w:szCs w:val="28"/>
           <w:lang w:eastAsia="ja-JP"/>
         </w:rPr>
-        <w:t>https://github.com/BestStarProggramer/IT_P2</w:t>
+      </w:pPr>
+      <w:r>
+        <w:rPr>
+          <w:rFonts w:eastAsiaTheme="minorEastAsia"/>
+          <w:szCs w:val="28"/>
+          <w:lang w:eastAsia="ja-JP"/>
+        </w:rPr>
+        <w:t>Ссылка на гитфлик - https://gitflic.mtuci.ru/project/d-k-starkov-edu-mtuci-ru/itip</w:t>
       </w:r>
     </w:p>
     <w:sectPr>
